--- a/高考130分以上难度_三角函数恒等变换答案册_50题.docx
+++ b/高考130分以上难度_三角函数恒等变换答案册_50题.docx
@@ -4,1314 +4,925 @@
   <w:body>
     <w:p>
       <w:pPr>
-        <w:jc w:val="center"/>
+        <w:pStyle w:val="Title"/>
       </w:pPr>
       <w:r>
-        <w:rPr>
-          <w:rFonts w:ascii="SimSun" w:hAnsi="SimSun" w:eastAsia="宋体"/>
-          <w:b/>
-          <w:sz w:val="40"/>
-        </w:rPr>
-        <w:t>高考130分以上难度：三角函数恒等变换答案册</w:t>
+        <w:t>高考130分以上难度：三角函数恒等变换答案册（50题）</w:t>
+      </w:r>
+    </w:p>
+    <w:p>
+      <w:r>
+        <w:t>说明：答案强调关键变换路径，适合二轮复盘与错题精练。</w:t>
       </w:r>
     </w:p>
     <w:p>
       <w:pPr>
-        <w:jc w:val="center"/>
+        <w:pStyle w:val="Heading2"/>
       </w:pPr>
       <w:r>
-        <w:rPr>
-          <w:rFonts w:ascii="SimSun" w:hAnsi="SimSun" w:eastAsia="宋体"/>
-          <w:b w:val="0"/>
-          <w:sz w:val="24"/>
-        </w:rPr>
-        <w:t>50道提升训练题参考答案与关键步骤</w:t>
+        <w:t>第1题</w:t>
       </w:r>
     </w:p>
-    <w:p/>
-    <w:tbl>
-      <w:tblPr>
-        <w:tblStyle w:val="TableGrid"/>
-        <w:tblW w:type="auto" w:w="0"/>
-        <w:jc w:val="center"/>
-        <w:tblLook w:firstColumn="1" w:firstRow="1" w:lastColumn="0" w:lastRow="0" w:noHBand="0" w:noVBand="1" w:val="04A0"/>
-      </w:tblPr>
-      <w:tblGrid>
-        <w:gridCol w:w="4986"/>
-        <w:gridCol w:w="4986"/>
-      </w:tblGrid>
-      <w:tr>
-        <w:tc>
-          <w:tcPr>
-            <w:tcW w:type="dxa" w:w="4986"/>
-            <w:vAlign w:val="center"/>
-          </w:tcPr>
-          <w:p>
-            <w:r/>
-            <w:r>
-              <w:rPr>
-                <w:rFonts w:ascii="SimSun" w:hAnsi="SimSun" w:eastAsia="宋体"/>
-                <w:b/>
-                <w:sz w:val="21"/>
-              </w:rPr>
-              <w:t>说明</w:t>
-            </w:r>
-          </w:p>
-        </w:tc>
-        <w:tc>
-          <w:tcPr>
-            <w:tcW w:type="dxa" w:w="4986"/>
-            <w:vAlign w:val="center"/>
-          </w:tcPr>
-          <w:p>
-            <w:r/>
-            <w:r>
-              <w:rPr>
-                <w:rFonts w:ascii="SimSun" w:hAnsi="SimSun" w:eastAsia="宋体"/>
-                <w:b w:val="0"/>
-                <w:sz w:val="21"/>
-              </w:rPr>
-              <w:t>答案以关键恒等变换为主，便于快速核查思路；若与个人解法不同但恒等变形正确，可视为同等有效。</w:t>
-            </w:r>
-          </w:p>
-        </w:tc>
-      </w:tr>
-      <w:tr>
-        <w:tc>
-          <w:tcPr>
-            <w:tcW w:type="dxa" w:w="4986"/>
-            <w:vAlign w:val="center"/>
-          </w:tcPr>
-          <w:p>
-            <w:r/>
-            <w:r>
-              <w:rPr>
-                <w:rFonts w:ascii="SimSun" w:hAnsi="SimSun" w:eastAsia="宋体"/>
-                <w:b/>
-                <w:sz w:val="21"/>
-              </w:rPr>
-              <w:t>核心方法</w:t>
-            </w:r>
-          </w:p>
-        </w:tc>
-        <w:tc>
-          <w:tcPr>
-            <w:tcW w:type="dxa" w:w="4986"/>
-            <w:vAlign w:val="center"/>
-          </w:tcPr>
-          <w:p>
-            <w:r/>
-            <w:r>
-              <w:rPr>
-                <w:rFonts w:ascii="SimSun" w:hAnsi="SimSun" w:eastAsia="宋体"/>
-                <w:b w:val="0"/>
-                <w:sz w:val="21"/>
-              </w:rPr>
-              <w:t>和差化积、积化和差、诱导公式、倍角/三倍角、辅助角与三角形内角关系。</w:t>
-            </w:r>
-          </w:p>
-        </w:tc>
-      </w:tr>
-    </w:tbl>
-    <w:p/>
     <w:p>
       <w:r>
-        <w:rPr>
-          <w:rFonts w:ascii="SimSun" w:hAnsi="SimSun" w:eastAsia="宋体"/>
-          <w:b/>
-          <w:sz w:val="21"/>
-        </w:rPr>
-        <w:t>1. 题目：设 cos x+cos 3x+cos 5x ≠ 0，化简：S=(sin x+sin 3x+sin 5x)/(cos x+cos 3x+cos 5x)。</w:t>
+        <w:t>题目：化简：A=(sinx+cosx)^4+(sinx-cosx)^4。</w:t>
+      </w:r>
+    </w:p>
+    <w:p>
+      <w:r>
+        <w:t>答案：展开并配凑得 A=2(sin^4x+6sin^2xcos^2x+cos^4x)=2[(sin^2x+cos^2x)^2+4sin^2xcos^2x]=2(1+sin^22x)。</w:t>
       </w:r>
     </w:p>
     <w:p>
       <w:pPr>
-        <w:ind w:left="227"/>
+        <w:pStyle w:val="Heading2"/>
       </w:pPr>
       <w:r>
-        <w:rPr>
-          <w:rFonts w:ascii="SimSun" w:hAnsi="SimSun" w:eastAsia="宋体"/>
-          <w:b w:val="0"/>
-          <w:sz w:val="21"/>
-        </w:rPr>
-        <w:t>解答：sin x+sin 5x=2sin 3x cos 2x，所以分子=sin 3x(1+2cos 2x)；分母=cos 3x(1+2cos 2x)。故 S=tan 3x。</w:t>
+        <w:t>第2题</w:t>
       </w:r>
     </w:p>
     <w:p>
       <w:r>
-        <w:rPr>
-          <w:rFonts w:ascii="SimSun" w:hAnsi="SimSun" w:eastAsia="宋体"/>
-          <w:b/>
-          <w:sz w:val="21"/>
-        </w:rPr>
-        <w:t>2. 题目：设 cos x+cos 2x+cos 3x ≠ 0，化简：S=(sin x+sin 2x+sin 3x)/(cos x+cos 2x+cos 3x)。</w:t>
+        <w:t>题目：证明：(1-cos2x)/(1+cos2x)=tan^2x。</w:t>
+      </w:r>
+    </w:p>
+    <w:p>
+      <w:r>
+        <w:t>答案：由 1-cos2x=2sin^2x，1+cos2x=2cos^2x，故原式=sin^2x/cos^2x=tan^2x。</w:t>
       </w:r>
     </w:p>
     <w:p>
       <w:pPr>
-        <w:ind w:left="227"/>
+        <w:pStyle w:val="Heading2"/>
       </w:pPr>
       <w:r>
-        <w:rPr>
-          <w:rFonts w:ascii="SimSun" w:hAnsi="SimSun" w:eastAsia="宋体"/>
-          <w:b w:val="0"/>
-          <w:sz w:val="21"/>
-        </w:rPr>
-        <w:t>解答：sin x+sin 3x=2sin 2x cos x，cos x+cos 3x=2cos 2x cos x。故分子=sin 2x(1+2cos x)，分母=cos 2x(1+2cos x)，S=tan 2x。</w:t>
+        <w:t>第3题</w:t>
       </w:r>
     </w:p>
     <w:p>
       <w:r>
-        <w:rPr>
-          <w:rFonts w:ascii="SimSun" w:hAnsi="SimSun" w:eastAsia="宋体"/>
-          <w:b/>
-          <w:sz w:val="21"/>
-        </w:rPr>
-        <w:t>3. 题目：化简：S=(sin 2x+sin 4x)/(cos 2x+cos 4x)，并写出恒等变形依据。</w:t>
+        <w:t>题目：化简：sin3x·cosx-cos3x·sinx。</w:t>
+      </w:r>
+    </w:p>
+    <w:p>
+      <w:r>
+        <w:t>答案：利用 sinAcosB-cosAsinB=sin(A-B)，原式=sin(3x-x)=sin2x。</w:t>
       </w:r>
     </w:p>
     <w:p>
       <w:pPr>
-        <w:ind w:left="227"/>
+        <w:pStyle w:val="Heading2"/>
       </w:pPr>
       <w:r>
-        <w:rPr>
-          <w:rFonts w:ascii="SimSun" w:hAnsi="SimSun" w:eastAsia="宋体"/>
-          <w:b w:val="0"/>
-          <w:sz w:val="21"/>
-        </w:rPr>
-        <w:t>解答：由和差化积：sin 2x+sin 4x=2sin 3x cos x，cos 2x+cos 4x=2cos 3x cos x。故 S=tan 3x。</w:t>
+        <w:t>第4题</w:t>
       </w:r>
     </w:p>
     <w:p>
       <w:r>
-        <w:rPr>
-          <w:rFonts w:ascii="SimSun" w:hAnsi="SimSun" w:eastAsia="宋体"/>
-          <w:b/>
-          <w:sz w:val="21"/>
-        </w:rPr>
-        <w:t>4. 题目：化简：S=(sin 5x-sin x)/(cos x-cos 5x)。</w:t>
+        <w:t>题目：化简：sin5x·sinx+cos5x·cosx。</w:t>
+      </w:r>
+    </w:p>
+    <w:p>
+      <w:r>
+        <w:t>答案：利用 cos(A-B)=cosAcosB+sinAsinB，原式=cos(5x-x)=cos4x。</w:t>
       </w:r>
     </w:p>
     <w:p>
       <w:pPr>
-        <w:ind w:left="227"/>
+        <w:pStyle w:val="Heading2"/>
       </w:pPr>
       <w:r>
-        <w:rPr>
-          <w:rFonts w:ascii="SimSun" w:hAnsi="SimSun" w:eastAsia="宋体"/>
-          <w:b w:val="0"/>
-          <w:sz w:val="21"/>
-        </w:rPr>
-        <w:t>解答：sin 5x-sin x=2cos 3x sin 2x；cos x-cos 5x=2sin 3x sin 2x。故 S=cot 3x。</w:t>
+        <w:t>第5题</w:t>
       </w:r>
     </w:p>
     <w:p>
       <w:r>
-        <w:rPr>
-          <w:rFonts w:ascii="SimSun" w:hAnsi="SimSun" w:eastAsia="宋体"/>
-          <w:b/>
-          <w:sz w:val="21"/>
-        </w:rPr>
-        <w:t>5. 题目：化简：S=(cos x-cos 3x)/(sin 3x-sin x)。</w:t>
+        <w:t>题目：化简：(sin2x+sin4x)/(cos2x+cos4x)。</w:t>
+      </w:r>
+    </w:p>
+    <w:p>
+      <w:r>
+        <w:t>答案：和差化积：分子=2sin3xcosx，分母=2cos3xcosx，故原式=tan3x。</w:t>
       </w:r>
     </w:p>
     <w:p>
       <w:pPr>
-        <w:ind w:left="227"/>
+        <w:pStyle w:val="Heading2"/>
       </w:pPr>
       <w:r>
-        <w:rPr>
-          <w:rFonts w:ascii="SimSun" w:hAnsi="SimSun" w:eastAsia="宋体"/>
-          <w:b w:val="0"/>
-          <w:sz w:val="21"/>
-        </w:rPr>
-        <w:t>解答：cos x-cos 3x=2sin 2x sin x；sin 3x-sin x=2cos 2x sin x。故 S=tan 2x。</w:t>
+        <w:t>第6题</w:t>
       </w:r>
     </w:p>
     <w:p>
       <w:r>
-        <w:rPr>
-          <w:rFonts w:ascii="SimSun" w:hAnsi="SimSun" w:eastAsia="宋体"/>
-          <w:b/>
-          <w:sz w:val="21"/>
-        </w:rPr>
-        <w:t>6. 题目：化简：S=(1+cos 2x+cos 4x)/(sin 2x+sin 4x)。</w:t>
+        <w:t>题目：化简：(1+tanx)^2/(1+tan^2x)。</w:t>
+      </w:r>
+    </w:p>
+    <w:p>
+      <w:r>
+        <w:t>答案：原式=(1+tan^2x+2tanx)/(1+tan^2x)=1+2tanx/(1+tan^2x)=1+sin2x。</w:t>
       </w:r>
     </w:p>
     <w:p>
       <w:pPr>
-        <w:ind w:left="227"/>
+        <w:pStyle w:val="Heading2"/>
       </w:pPr>
       <w:r>
-        <w:rPr>
-          <w:rFonts w:ascii="SimSun" w:hAnsi="SimSun" w:eastAsia="宋体"/>
-          <w:b w:val="0"/>
-          <w:sz w:val="21"/>
-        </w:rPr>
-        <w:t>解答：1+cos 4x=2cos²2x，分子=cos 2x(1+2cos 2x)；分母=sin 2x(1+2cos 2x)。故 S=cot 2x。</w:t>
+        <w:t>第7题</w:t>
       </w:r>
     </w:p>
     <w:p>
       <w:r>
-        <w:rPr>
-          <w:rFonts w:ascii="SimSun" w:hAnsi="SimSun" w:eastAsia="宋体"/>
-          <w:b/>
-          <w:sz w:val="21"/>
-        </w:rPr>
-        <w:t>7. 题目：化简：S=(sin 4x-sin 2x)/(cos 2x-cos 4x)。</w:t>
+        <w:t>题目：化简：sinx/(1+cosx)+(1+cosx)/sinx。</w:t>
+      </w:r>
+    </w:p>
+    <w:p>
+      <w:r>
+        <w:t>答案：第一项=tan(x/2)，第二项=cot(x/2)，和为 tanu+cotu=2/sin2u，取 u=x/2 得 2cscx。</w:t>
       </w:r>
     </w:p>
     <w:p>
       <w:pPr>
-        <w:ind w:left="227"/>
+        <w:pStyle w:val="Heading2"/>
       </w:pPr>
       <w:r>
-        <w:rPr>
-          <w:rFonts w:ascii="SimSun" w:hAnsi="SimSun" w:eastAsia="宋体"/>
-          <w:b w:val="0"/>
-          <w:sz w:val="21"/>
-        </w:rPr>
-        <w:t>解答：sin 4x-sin 2x=2cos 3x sin x；cos 2x-cos 4x=2sin 3x sin x。故 S=cot 3x。</w:t>
+        <w:t>第8题</w:t>
       </w:r>
     </w:p>
     <w:p>
       <w:r>
-        <w:rPr>
-          <w:rFonts w:ascii="SimSun" w:hAnsi="SimSun" w:eastAsia="宋体"/>
-          <w:b/>
-          <w:sz w:val="21"/>
-        </w:rPr>
-        <w:t>8. 题目：证明：若 cos A+cos B ≠ 0，则 (sin A+sin B)/(cos A+cos B)=tan((A+B)/2)。</w:t>
+        <w:t>题目：化简：cosx/(1-sinx)+(1-sinx)/cosx。</w:t>
+      </w:r>
+    </w:p>
+    <w:p>
+      <w:r>
+        <w:t>答案：将第一项有理化：cosx/(1-sinx)=(1+sinx)/cosx，故原式=[(1+sinx)+(1-sinx)]/cosx=2secx。</w:t>
       </w:r>
     </w:p>
     <w:p>
       <w:pPr>
-        <w:ind w:left="227"/>
+        <w:pStyle w:val="Heading2"/>
       </w:pPr>
       <w:r>
-        <w:rPr>
-          <w:rFonts w:ascii="SimSun" w:hAnsi="SimSun" w:eastAsia="宋体"/>
-          <w:b w:val="0"/>
-          <w:sz w:val="21"/>
-        </w:rPr>
-        <w:t>解答：sin A+sin B=2sin((A+B)/2)cos((A-B)/2)，cos A+cos B=2cos((A+B)/2)cos((A-B)/2)。相除得 tan((A+B)/2)。</w:t>
+        <w:t>第9题</w:t>
       </w:r>
     </w:p>
     <w:p>
       <w:r>
-        <w:rPr>
-          <w:rFonts w:ascii="SimSun" w:hAnsi="SimSun" w:eastAsia="宋体"/>
-          <w:b/>
-          <w:sz w:val="21"/>
-        </w:rPr>
-        <w:t>9. 题目：证明：若 A+B+C=π，且各正切有意义，则 tan A+tan B+tan C=tan A tan B tan C。</w:t>
+        <w:t>题目：化简：sin4x/(sinx·cosx)。</w:t>
+      </w:r>
+    </w:p>
+    <w:p>
+      <w:r>
+        <w:t>答案：sin4x=2sin2xcos2x=4sinxcosxcos2x，故原式=4cos2x。</w:t>
       </w:r>
     </w:p>
     <w:p>
       <w:pPr>
-        <w:ind w:left="227"/>
+        <w:pStyle w:val="Heading2"/>
       </w:pPr>
       <w:r>
-        <w:rPr>
-          <w:rFonts w:ascii="SimSun" w:hAnsi="SimSun" w:eastAsia="宋体"/>
-          <w:b w:val="0"/>
-          <w:sz w:val="21"/>
-        </w:rPr>
-        <w:t>解答：由 tan(A+B)=tan(π-C)=-tan C，得 (tan A+tan B)/(1-tan A tan B)=-tan C。整理即 tan A+tan B+tan C=tan A tan B tan C。</w:t>
+        <w:t>第10题</w:t>
       </w:r>
     </w:p>
     <w:p>
       <w:r>
-        <w:rPr>
-          <w:rFonts w:ascii="SimSun" w:hAnsi="SimSun" w:eastAsia="宋体"/>
-          <w:b/>
-          <w:sz w:val="21"/>
-        </w:rPr>
-        <w:t>10. 题目：证明：若 A+B+C=π，且各余切有意义，则 cot A cot B+cot B cot C+cot C cot A=1。</w:t>
+        <w:t>题目：求值：cos20°·cos40°·cos80°。</w:t>
+      </w:r>
+    </w:p>
+    <w:p>
+      <w:r>
+        <w:t>答案：利用积化公式 cosxcos2xcos4x=sin8x/(8sinx)，取 x=20° 得原式=sin160°/(8sin20°)=1/8。</w:t>
       </w:r>
     </w:p>
     <w:p>
       <w:pPr>
-        <w:ind w:left="227"/>
+        <w:pStyle w:val="Heading2"/>
       </w:pPr>
       <w:r>
-        <w:rPr>
-          <w:rFonts w:ascii="SimSun" w:hAnsi="SimSun" w:eastAsia="宋体"/>
-          <w:b w:val="0"/>
-          <w:sz w:val="21"/>
-        </w:rPr>
-        <w:t>解答：由 tan A+tan B+tan C=tan A tan B tan C，两边同除以 tan A tan B tan C，得 cot B cot C+cot C cot A+cot A cot B=1。</w:t>
+        <w:t>第11题</w:t>
       </w:r>
     </w:p>
     <w:p>
       <w:r>
-        <w:br w:type="page"/>
+        <w:t>题目：化简：(sinx+sin3x+sin5x)/(cosx+cos3x+cos5x)。</w:t>
       </w:r>
     </w:p>
     <w:p>
       <w:r>
-        <w:rPr>
-          <w:rFonts w:ascii="SimSun" w:hAnsi="SimSun" w:eastAsia="宋体"/>
-          <w:b/>
-          <w:sz w:val="21"/>
-        </w:rPr>
-        <w:t>11. 题目：将 (3tan x-tan³x)/(1-3tan²x) 化为一个角的三角函数。</w:t>
+        <w:t>答案：分子=sin3x(2cos2x+1)，分母=cos3x(2cos2x+1)，故原式=tan3x。</w:t>
       </w:r>
     </w:p>
     <w:p>
       <w:pPr>
-        <w:ind w:left="227"/>
+        <w:pStyle w:val="Heading2"/>
       </w:pPr>
       <w:r>
-        <w:rPr>
-          <w:rFonts w:ascii="SimSun" w:hAnsi="SimSun" w:eastAsia="宋体"/>
-          <w:b w:val="0"/>
-          <w:sz w:val="21"/>
-        </w:rPr>
-        <w:t>解答：由三倍角公式 tan 3x=(3tan x-tan³x)/(1-3tan²x)，故原式=tan 3x。</w:t>
+        <w:t>第12题</w:t>
       </w:r>
     </w:p>
     <w:p>
       <w:r>
-        <w:rPr>
-          <w:rFonts w:ascii="SimSun" w:hAnsi="SimSun" w:eastAsia="宋体"/>
-          <w:b/>
-          <w:sz w:val="21"/>
-        </w:rPr>
-        <w:t>12. 题目：证明：tan x+cot x=2/sin 2x，并由此化简 tan x+cot x+tan 2x+cot 2x。</w:t>
+        <w:t>题目：化简：[(1-cosx)(1-cos2x)(1-cos4x)]/[(1+cosx)(1+cos2x)(1+cos4x)]。</w:t>
+      </w:r>
+    </w:p>
+    <w:p>
+      <w:r>
+        <w:t>答案：每一项 (1-cosθ)/(1+cosθ)=tan^2(θ/2)，故原式=tan^2(x/2)·tan^2x·tan^22x。</w:t>
       </w:r>
     </w:p>
     <w:p>
       <w:pPr>
-        <w:ind w:left="227"/>
+        <w:pStyle w:val="Heading2"/>
       </w:pPr>
       <w:r>
-        <w:rPr>
-          <w:rFonts w:ascii="SimSun" w:hAnsi="SimSun" w:eastAsia="宋体"/>
-          <w:b w:val="0"/>
-          <w:sz w:val="21"/>
-        </w:rPr>
-        <w:t>解答：tan x+cot x=(sin²x+cos²x)/(sin x cos x)=1/(sin x cos x)=2/sin 2x。同理 tan 2x+cot 2x=2/sin 4x，故原式=2/sin 2x+2/sin 4x。</w:t>
+        <w:t>第13题</w:t>
       </w:r>
     </w:p>
     <w:p>
       <w:r>
-        <w:rPr>
-          <w:rFonts w:ascii="SimSun" w:hAnsi="SimSun" w:eastAsia="宋体"/>
-          <w:b/>
-          <w:sz w:val="21"/>
-        </w:rPr>
-        <w:t>13. 题目：证明：tan x-cot x=-2cot 2x。</w:t>
+        <w:t>题目：化简：cosx+cos3x+cos5x+cos7x。</w:t>
+      </w:r>
+    </w:p>
+    <w:p>
+      <w:r>
+        <w:t>答案：分组：(cosx+cos7x)+(cos3x+cos5x)=2cos4xcos3x+2cos4xcosx=2cos4x(2cos2xcosx)=4cos4xcos2xcosx。</w:t>
       </w:r>
     </w:p>
     <w:p>
       <w:pPr>
-        <w:ind w:left="227"/>
+        <w:pStyle w:val="Heading2"/>
       </w:pPr>
       <w:r>
-        <w:rPr>
-          <w:rFonts w:ascii="SimSun" w:hAnsi="SimSun" w:eastAsia="宋体"/>
-          <w:b w:val="0"/>
-          <w:sz w:val="21"/>
-        </w:rPr>
-        <w:t>解答：tan x-cot x=(sin²x-cos²x)/(sin x cos x)=-cos 2x/(sin x cos x)=-2cos 2x/sin 2x=-2cot 2x。</w:t>
+        <w:t>第14题</w:t>
       </w:r>
     </w:p>
     <w:p>
       <w:r>
-        <w:rPr>
-          <w:rFonts w:ascii="SimSun" w:hAnsi="SimSun" w:eastAsia="宋体"/>
-          <w:b/>
-          <w:sz w:val="21"/>
-        </w:rPr>
-        <w:t>14. 题目：化简：S=((1+sin x)²-cos²x)/((1+sin x)cos x)。</w:t>
+        <w:t>题目：化简：sinx·sin3x+cosx·cos3x。</w:t>
+      </w:r>
+    </w:p>
+    <w:p>
+      <w:r>
+        <w:t>答案：利用 cos(A-B)=cosAcosB+sinAsinB，原式=cos(3x-x)=cos2x。</w:t>
       </w:r>
     </w:p>
     <w:p>
       <w:pPr>
-        <w:ind w:left="227"/>
+        <w:pStyle w:val="Heading2"/>
       </w:pPr>
       <w:r>
-        <w:rPr>
-          <w:rFonts w:ascii="SimSun" w:hAnsi="SimSun" w:eastAsia="宋体"/>
-          <w:b w:val="0"/>
-          <w:sz w:val="21"/>
-        </w:rPr>
-        <w:t>解答：分子=1+2sin x+sin²x-cos²x=2sin x(1+sin x)。故 S=2sin x/cos x=2tan x。</w:t>
+        <w:t>第15题</w:t>
       </w:r>
     </w:p>
     <w:p>
       <w:r>
-        <w:rPr>
-          <w:rFonts w:ascii="SimSun" w:hAnsi="SimSun" w:eastAsia="宋体"/>
-          <w:b/>
-          <w:sz w:val="21"/>
-        </w:rPr>
-        <w:t>15. 题目：化简：S=sin x/(1+cos x)+(1+cos x)/sin x。</w:t>
+        <w:t>题目：化简：(tanx-sinx)/(tanx+sinx)。</w:t>
+      </w:r>
+    </w:p>
+    <w:p>
+      <w:r>
+        <w:t>答案：代入 tanx=sinx/cosx，原式=[sinx(1-cosx)/cosx]/[sinx(1+cosx)/cosx]=(1-cosx)/(1+cosx)=tan^2(x/2)。</w:t>
       </w:r>
     </w:p>
     <w:p>
       <w:pPr>
-        <w:ind w:left="227"/>
+        <w:pStyle w:val="Heading2"/>
       </w:pPr>
       <w:r>
-        <w:rPr>
-          <w:rFonts w:ascii="SimSun" w:hAnsi="SimSun" w:eastAsia="宋体"/>
-          <w:b w:val="0"/>
-          <w:sz w:val="21"/>
-        </w:rPr>
-        <w:t>解答：sin x/(1+cos x)=(1-cos x)/sin x。故 S=(1-cos x+1+cos x)/sin x=2/sin x。</w:t>
+        <w:t>第16题</w:t>
       </w:r>
     </w:p>
     <w:p>
       <w:r>
-        <w:rPr>
-          <w:rFonts w:ascii="SimSun" w:hAnsi="SimSun" w:eastAsia="宋体"/>
-          <w:b/>
-          <w:sz w:val="21"/>
-        </w:rPr>
-        <w:t>16. 题目：化简：S=cos x/(1-sin x)-cos x/(1+sin x)。</w:t>
+        <w:t>题目：化简：(secx-cosx)/(secx+cosx)。</w:t>
+      </w:r>
+    </w:p>
+    <w:p>
+      <w:r>
+        <w:t>答案：原式=[(1/cosx)-cosx]/[(1/cosx)+cosx]=(1-cos^2x)/(1+cos^2x)=sin^2x/(1+cos^2x)。</w:t>
       </w:r>
     </w:p>
     <w:p>
       <w:pPr>
-        <w:ind w:left="227"/>
+        <w:pStyle w:val="Heading2"/>
       </w:pPr>
       <w:r>
-        <w:rPr>
-          <w:rFonts w:ascii="SimSun" w:hAnsi="SimSun" w:eastAsia="宋体"/>
-          <w:b w:val="0"/>
-          <w:sz w:val="21"/>
-        </w:rPr>
-        <w:t>解答：通分得 S=cos x[(1+sin x)-(1-sin x)]/(1-sin²x)=2sin x cos x/cos²x=2tan x。</w:t>
+        <w:t>第17题</w:t>
       </w:r>
     </w:p>
     <w:p>
       <w:r>
-        <w:rPr>
-          <w:rFonts w:ascii="SimSun" w:hAnsi="SimSun" w:eastAsia="宋体"/>
-          <w:b/>
-          <w:sz w:val="21"/>
-        </w:rPr>
-        <w:t>17. 题目：化简：S=1/(1-sin x)+1/(1+sin x)。</w:t>
+        <w:t>题目：化简：(sinx+sin2x+sin3x)/(cosx+cos2x+cos3x)。</w:t>
+      </w:r>
+    </w:p>
+    <w:p>
+      <w:r>
+        <w:t>答案：分子=sin2x(2cosx+1)，分母=cos2x(2cosx+1)，故原式=tan2x。</w:t>
       </w:r>
     </w:p>
     <w:p>
       <w:pPr>
-        <w:ind w:left="227"/>
+        <w:pStyle w:val="Heading2"/>
       </w:pPr>
       <w:r>
-        <w:rPr>
-          <w:rFonts w:ascii="SimSun" w:hAnsi="SimSun" w:eastAsia="宋体"/>
-          <w:b w:val="0"/>
-          <w:sz w:val="21"/>
-        </w:rPr>
-        <w:t>解答：S=[(1+sin x)+(1-sin x)]/(1-sin²x)=2/cos²x=2sec²x。</w:t>
+        <w:t>第18题</w:t>
       </w:r>
     </w:p>
     <w:p>
       <w:r>
-        <w:rPr>
-          <w:rFonts w:ascii="SimSun" w:hAnsi="SimSun" w:eastAsia="宋体"/>
-          <w:b/>
-          <w:sz w:val="21"/>
-        </w:rPr>
-        <w:t>18. 题目：已知 tan x+cot x=4，求 sin 2x 的值。</w:t>
+        <w:t>题目：化简：sin6x/sin3x。</w:t>
+      </w:r>
+    </w:p>
+    <w:p>
+      <w:r>
+        <w:t>答案：sin6x=2sin3xcos3x，故原式=2cos3x。</w:t>
       </w:r>
     </w:p>
     <w:p>
       <w:pPr>
-        <w:ind w:left="227"/>
+        <w:pStyle w:val="Heading2"/>
       </w:pPr>
       <w:r>
-        <w:rPr>
-          <w:rFonts w:ascii="SimSun" w:hAnsi="SimSun" w:eastAsia="宋体"/>
-          <w:b w:val="0"/>
-          <w:sz w:val="21"/>
-        </w:rPr>
-        <w:t>解答：tan x+cot x=1/(sin x cos x)=2/sin 2x=4，因此 sin 2x=1/2。</w:t>
+        <w:t>第19题</w:t>
       </w:r>
     </w:p>
     <w:p>
       <w:r>
-        <w:rPr>
-          <w:rFonts w:ascii="SimSun" w:hAnsi="SimSun" w:eastAsia="宋体"/>
-          <w:b/>
-          <w:sz w:val="21"/>
-        </w:rPr>
-        <w:t>19. 题目：已知 sin x+cos x=m，化简 sin³x+cos³x。</w:t>
+        <w:t>题目：化简：(cos2x-cos4x)/(sin4x-sin2x)。</w:t>
+      </w:r>
+    </w:p>
+    <w:p>
+      <w:r>
+        <w:t>答案：分子=2sin3xsinx，分母=2cos3xsinx，故原式=tan3x。</w:t>
       </w:r>
     </w:p>
     <w:p>
       <w:pPr>
-        <w:ind w:left="227"/>
+        <w:pStyle w:val="Heading2"/>
       </w:pPr>
       <w:r>
-        <w:rPr>
-          <w:rFonts w:ascii="SimSun" w:hAnsi="SimSun" w:eastAsia="宋体"/>
-          <w:b w:val="0"/>
-          <w:sz w:val="21"/>
-        </w:rPr>
-        <w:t>解答：sin x cos x=((sin x+cos x)²-1)/2=(m²-1)/2。sin³x+cos³x=m³-3m·(m²-1)/2=(3m-m³)/2。</w:t>
+        <w:t>第20题</w:t>
       </w:r>
     </w:p>
     <w:p>
       <w:r>
-        <w:rPr>
-          <w:rFonts w:ascii="SimSun" w:hAnsi="SimSun" w:eastAsia="宋体"/>
-          <w:b/>
-          <w:sz w:val="21"/>
-        </w:rPr>
-        <w:t>20. 题目：已知 tan x+sec x=3，求 sin x 的值。</w:t>
+        <w:t>题目：化简：sinx·cos2x+cosx·sin2x。</w:t>
+      </w:r>
+    </w:p>
+    <w:p>
+      <w:r>
+        <w:t>答案：利用 sinAcosB+cosAsinB=sin(A+B)，原式=sin3x。</w:t>
       </w:r>
     </w:p>
     <w:p>
       <w:pPr>
-        <w:ind w:left="227"/>
+        <w:pStyle w:val="Heading2"/>
       </w:pPr>
       <w:r>
-        <w:rPr>
-          <w:rFonts w:ascii="SimSun" w:hAnsi="SimSun" w:eastAsia="宋体"/>
-          <w:b w:val="0"/>
-          <w:sz w:val="21"/>
-        </w:rPr>
-        <w:t>解答：因为 (sec x+tan x)(sec x-tan x)=1，所以 sec x-tan x=1/3。解得 sec x=5/3，tan x=4/3，故 sin x=tan x/sec x=4/5。</w:t>
+        <w:t>第21题</w:t>
       </w:r>
     </w:p>
     <w:p>
       <w:r>
-        <w:br w:type="page"/>
+        <w:t>题目：已知 tanx+cotx=4，求 sin2x。</w:t>
       </w:r>
     </w:p>
     <w:p>
       <w:r>
-        <w:rPr>
-          <w:rFonts w:ascii="SimSun" w:hAnsi="SimSun" w:eastAsia="宋体"/>
-          <w:b/>
-          <w:sz w:val="21"/>
-        </w:rPr>
-        <w:t>21. 题目：求值：tan 20°·tan 40°·tan 80°。</w:t>
+        <w:t>答案：tanx+cotx=(sin^2x+cos^2x)/(sinxcosx)=1/(sinxcosx)=2/sin2x=4，故 sin2x=1/2。</w:t>
       </w:r>
     </w:p>
     <w:p>
       <w:pPr>
-        <w:ind w:left="227"/>
+        <w:pStyle w:val="Heading2"/>
       </w:pPr>
       <w:r>
-        <w:rPr>
-          <w:rFonts w:ascii="SimSun" w:hAnsi="SimSun" w:eastAsia="宋体"/>
-          <w:b w:val="0"/>
-          <w:sz w:val="21"/>
-        </w:rPr>
-        <w:t>解答：利用恒等式 tan x·tan(60°+x)·tan(60°-x)=tan 3x。取 x=20°，得原式=tan60°=√3。</w:t>
+        <w:t>第22题</w:t>
       </w:r>
     </w:p>
     <w:p>
       <w:r>
-        <w:rPr>
-          <w:rFonts w:ascii="SimSun" w:hAnsi="SimSun" w:eastAsia="宋体"/>
-          <w:b/>
-          <w:sz w:val="21"/>
-        </w:rPr>
-        <w:t>22. 题目：求值：tan 10°·tan 50°·tan 70°。</w:t>
+        <w:t>题目：已知 sinx-cosx=1/3，求 sin2x。</w:t>
+      </w:r>
+    </w:p>
+    <w:p>
+      <w:r>
+        <w:t>答案：(sinx-cosx)^2=1-2sinxcosx=1/9，故 sin2x=2sinxcosx=8/9。</w:t>
       </w:r>
     </w:p>
     <w:p>
       <w:pPr>
-        <w:ind w:left="227"/>
+        <w:pStyle w:val="Heading2"/>
       </w:pPr>
       <w:r>
-        <w:rPr>
-          <w:rFonts w:ascii="SimSun" w:hAnsi="SimSun" w:eastAsia="宋体"/>
-          <w:b w:val="0"/>
-          <w:sz w:val="21"/>
-        </w:rPr>
-        <w:t>解答：tan 50°=cot40°，tan70°=cot20°。原式=tan10°/(tan20°tan40°)。又 tan20°tan40°tan80°=√3 且 tan80°=cot10°，故 tan20°tan40°=√3 tan10°，原式=1/√3=√3/3。</w:t>
+        <w:t>第23题</w:t>
       </w:r>
     </w:p>
     <w:p>
       <w:r>
-        <w:rPr>
-          <w:rFonts w:ascii="SimSun" w:hAnsi="SimSun" w:eastAsia="宋体"/>
-          <w:b/>
-          <w:sz w:val="21"/>
-        </w:rPr>
-        <w:t>23. 题目：求值：sin 20°·sin 40°·sin 80°。</w:t>
+        <w:t>题目：已知 sin2x=3/5 且 x∈(0,π/4)，求 tanx。</w:t>
+      </w:r>
+    </w:p>
+    <w:p>
+      <w:r>
+        <w:t>答案：设 t=tanx，2t/(1+t^2)=3/5，解得 3t^2-10t+3=0，t=3 或 1/3；由区间取 t=1/3。</w:t>
       </w:r>
     </w:p>
     <w:p>
       <w:pPr>
-        <w:ind w:left="227"/>
+        <w:pStyle w:val="Heading2"/>
       </w:pPr>
       <w:r>
-        <w:rPr>
-          <w:rFonts w:ascii="SimSun" w:hAnsi="SimSun" w:eastAsia="宋体"/>
-          <w:b w:val="0"/>
-          <w:sz w:val="21"/>
-        </w:rPr>
-        <w:t>解答：利用 sin3x=4sin x sin(60°+x)sin(60°-x)，取 x=20°，得 sin60°=4sin20°sin80°sin40°，故原式=√3/8。</w:t>
+        <w:t>第24题</w:t>
       </w:r>
     </w:p>
     <w:p>
       <w:r>
-        <w:rPr>
-          <w:rFonts w:ascii="SimSun" w:hAnsi="SimSun" w:eastAsia="宋体"/>
-          <w:b/>
-          <w:sz w:val="21"/>
-        </w:rPr>
-        <w:t>24. 题目：求值：cos 20°·cos 40°·cos 80°。</w:t>
+        <w:t>题目：已知 cosx-sinx=1/2 且 x∈(0,π/2)，求 sin2x。</w:t>
+      </w:r>
+    </w:p>
+    <w:p>
+      <w:r>
+        <w:t>答案：(cosx-sinx)^2=1-2sinxcosx=1/4，故 sin2x=3/4。</w:t>
       </w:r>
     </w:p>
     <w:p>
       <w:pPr>
-        <w:ind w:left="227"/>
+        <w:pStyle w:val="Heading2"/>
       </w:pPr>
       <w:r>
-        <w:rPr>
-          <w:rFonts w:ascii="SimSun" w:hAnsi="SimSun" w:eastAsia="宋体"/>
-          <w:b w:val="0"/>
-          <w:sz w:val="21"/>
-        </w:rPr>
-        <w:t>解答：由 cos3x=4cos x cos(60°+x)cos(60°-x)，取 x=20°，得 cos60°=4cos20°cos80°cos40°，原式=1/8。</w:t>
+        <w:t>第25题</w:t>
       </w:r>
     </w:p>
     <w:p>
       <w:r>
-        <w:rPr>
-          <w:rFonts w:ascii="SimSun" w:hAnsi="SimSun" w:eastAsia="宋体"/>
-          <w:b/>
-          <w:sz w:val="21"/>
-        </w:rPr>
-        <w:t>25. 题目：求值：sin 10°·sin 50°·sin 70°。</w:t>
+        <w:t>题目：已知 secx+tanx=3，求 secx-tanx 与 sinx。</w:t>
+      </w:r>
+    </w:p>
+    <w:p>
+      <w:r>
+        <w:t>答案：由 (secx+tanx)(secx-tanx)=1，得 secx-tanx=1/3。联立得 secx=(3+1/3)/2=5/3，tanx=(3-1/3)/2=4/3，故 sinx=4/5。</w:t>
       </w:r>
     </w:p>
     <w:p>
       <w:pPr>
-        <w:ind w:left="227"/>
+        <w:pStyle w:val="Heading2"/>
       </w:pPr>
       <w:r>
-        <w:rPr>
-          <w:rFonts w:ascii="SimSun" w:hAnsi="SimSun" w:eastAsia="宋体"/>
-          <w:b w:val="0"/>
-          <w:sz w:val="21"/>
-        </w:rPr>
-        <w:t>解答：由 sin3x=4sin x sin(60°+x)sin(60°-x)，取 x=10°，得 sin30°=4sin10°sin70°sin50°，原式=1/8。</w:t>
+        <w:t>第26题</w:t>
       </w:r>
     </w:p>
     <w:p>
       <w:r>
-        <w:rPr>
-          <w:rFonts w:ascii="SimSun" w:hAnsi="SimSun" w:eastAsia="宋体"/>
-          <w:b/>
-          <w:sz w:val="21"/>
-        </w:rPr>
-        <w:t>26. 题目：求值：cos 10°·cos 50°·cos 70°。</w:t>
+        <w:t>题目：已知 tan(x/2)=2，求 sinx、cosx。</w:t>
+      </w:r>
+    </w:p>
+    <w:p>
+      <w:r>
+        <w:t>答案：半角代换：sinx=2t/(1+t^2)=4/5，cosx=(1-t^2)/(1+t^2)=-3/5。</w:t>
       </w:r>
     </w:p>
     <w:p>
       <w:pPr>
-        <w:ind w:left="227"/>
+        <w:pStyle w:val="Heading2"/>
       </w:pPr>
       <w:r>
-        <w:rPr>
-          <w:rFonts w:ascii="SimSun" w:hAnsi="SimSun" w:eastAsia="宋体"/>
-          <w:b w:val="0"/>
-          <w:sz w:val="21"/>
-        </w:rPr>
-        <w:t>解答：由 cos3x=4cos x cos(60°+x)cos(60°-x)，取 x=10°，得 cos30°=4cos10°cos70°cos50°，原式=√3/8。</w:t>
+        <w:t>第27题</w:t>
       </w:r>
     </w:p>
     <w:p>
       <w:r>
-        <w:rPr>
-          <w:rFonts w:ascii="SimSun" w:hAnsi="SimSun" w:eastAsia="宋体"/>
-          <w:b/>
-          <w:sz w:val="21"/>
-        </w:rPr>
-        <w:t>27. 题目：求值：sin²10°+sin²50°+sin²70°。</w:t>
+        <w:t>题目：已知 sinx+cosx=1 且 x∈(0,π)，求 x。</w:t>
+      </w:r>
+    </w:p>
+    <w:p>
+      <w:r>
+        <w:t>答案：由 √2sin(x+π/4)=1，得 sin(x+π/4)=√2/2。解得 x=0 或 π/2；区间内仅 x=π/2。</w:t>
       </w:r>
     </w:p>
     <w:p>
       <w:pPr>
-        <w:ind w:left="227"/>
+        <w:pStyle w:val="Heading2"/>
       </w:pPr>
       <w:r>
-        <w:rPr>
-          <w:rFonts w:ascii="SimSun" w:hAnsi="SimSun" w:eastAsia="宋体"/>
-          <w:b w:val="0"/>
-          <w:sz w:val="21"/>
-        </w:rPr>
-        <w:t>解答：sin²a=(1-cos2a)/2。原式=3/2-[cos20°+cos100°+cos140°]/2。因 cos20°+cos100°+cos140°=0，故原式=3/2。</w:t>
+        <w:t>第28题</w:t>
       </w:r>
     </w:p>
     <w:p>
       <w:r>
-        <w:rPr>
-          <w:rFonts w:ascii="SimSun" w:hAnsi="SimSun" w:eastAsia="宋体"/>
-          <w:b/>
-          <w:sz w:val="21"/>
-        </w:rPr>
-        <w:t>28. 题目：求值：cos²10°+cos²50°+cos²70°。</w:t>
+        <w:t>题目：已知 sinx:cosx=1:2，x 为锐角，求 sin3x。</w:t>
+      </w:r>
+    </w:p>
+    <w:p>
+      <w:r>
+        <w:t>答案：sinx=1/√5，cosx=2/√5。sin3x=3sinx-4sin^3x=11/(5√5)=11√5/25。</w:t>
       </w:r>
     </w:p>
     <w:p>
       <w:pPr>
-        <w:ind w:left="227"/>
+        <w:pStyle w:val="Heading2"/>
       </w:pPr>
       <w:r>
-        <w:rPr>
-          <w:rFonts w:ascii="SimSun" w:hAnsi="SimSun" w:eastAsia="宋体"/>
-          <w:b w:val="0"/>
-          <w:sz w:val="21"/>
-        </w:rPr>
-        <w:t>解答：cos²a=(1+cos2a)/2。原式=3/2+[cos20°+cos100°+cos140°]/2=3/2。</w:t>
+        <w:t>第29题</w:t>
       </w:r>
     </w:p>
     <w:p>
       <w:r>
-        <w:rPr>
-          <w:rFonts w:ascii="SimSun" w:hAnsi="SimSun" w:eastAsia="宋体"/>
-          <w:b/>
-          <w:sz w:val="21"/>
-        </w:rPr>
-        <w:t>29. 题目：证明：cos 20°+cos 100°+cos 140°=0。</w:t>
+        <w:t>题目：已知 cos2x=-3/5 且 x∈(0,π/2)，求 tanx。</w:t>
+      </w:r>
+    </w:p>
+    <w:p>
+      <w:r>
+        <w:t>答案：tan^2x=(1-cos2x)/(1+cos2x)=(1+3/5)/(1-3/5)=4，且锐角取正，tanx=2。</w:t>
       </w:r>
     </w:p>
     <w:p>
       <w:pPr>
-        <w:ind w:left="227"/>
+        <w:pStyle w:val="Heading2"/>
       </w:pPr>
       <w:r>
-        <w:rPr>
-          <w:rFonts w:ascii="SimSun" w:hAnsi="SimSun" w:eastAsia="宋体"/>
-          <w:b w:val="0"/>
-          <w:sz w:val="21"/>
-        </w:rPr>
-        <w:t>解答：cos100°+cos140°=2cos120°cos(-20°)=-cos20°，故三项和为0。</w:t>
+        <w:t>第30题</w:t>
       </w:r>
     </w:p>
     <w:p>
       <w:r>
-        <w:rPr>
-          <w:rFonts w:ascii="SimSun" w:hAnsi="SimSun" w:eastAsia="宋体"/>
-          <w:b/>
-          <w:sz w:val="21"/>
-        </w:rPr>
-        <w:t>30. 题目：证明：sin 10°+sin 50°=sin 70°。</w:t>
+        <w:t>题目：已知 sinxcosx=1/4，x 为锐角，求 sinx+cosx。</w:t>
+      </w:r>
+    </w:p>
+    <w:p>
+      <w:r>
+        <w:t>答案：(sinx+cosx)^2=1+2sinxcosx=3/2，故 sinx+cosx=√(3/2)=√6/2。</w:t>
       </w:r>
     </w:p>
     <w:p>
       <w:pPr>
-        <w:ind w:left="227"/>
+        <w:pStyle w:val="Heading2"/>
       </w:pPr>
       <w:r>
-        <w:rPr>
-          <w:rFonts w:ascii="SimSun" w:hAnsi="SimSun" w:eastAsia="宋体"/>
-          <w:b w:val="0"/>
-          <w:sz w:val="21"/>
-        </w:rPr>
-        <w:t>解答：sin10°+sin50°=2sin30°cos20°=cos20°=sin70°。</w:t>
+        <w:t>第31题</w:t>
       </w:r>
     </w:p>
     <w:p>
       <w:r>
-        <w:br w:type="page"/>
+        <w:t>题目：已知 x∈(0,π/4)，sinx+cosx=a(1&lt;a&lt;√2)，求 sin2x、cos2x。</w:t>
       </w:r>
     </w:p>
     <w:p>
       <w:r>
-        <w:rPr>
-          <w:rFonts w:ascii="SimSun" w:hAnsi="SimSun" w:eastAsia="宋体"/>
-          <w:b/>
-          <w:sz w:val="21"/>
-        </w:rPr>
-        <w:t>31. 题目：求值：cos 36°+cos 72°。</w:t>
+        <w:t>答案：sin2x=(sinx+cosx)^2-1=a^2-1。又 2x∈(0,π/2) 故 cos2x&gt;0，cos2x=√(1-(a^2-1)^2)。</w:t>
       </w:r>
     </w:p>
     <w:p>
       <w:pPr>
-        <w:ind w:left="227"/>
+        <w:pStyle w:val="Heading2"/>
       </w:pPr>
       <w:r>
-        <w:rPr>
-          <w:rFonts w:ascii="SimSun" w:hAnsi="SimSun" w:eastAsia="宋体"/>
-          <w:b w:val="0"/>
-          <w:sz w:val="21"/>
-        </w:rPr>
-        <w:t>解答：由五倍角或正五边形恒等式可得 cos36°=(1+√5)/4，cos72°=(√5-1)/4。故和为 √5/2。</w:t>
+        <w:t>第32题</w:t>
       </w:r>
     </w:p>
     <w:p>
       <w:r>
-        <w:rPr>
-          <w:rFonts w:ascii="SimSun" w:hAnsi="SimSun" w:eastAsia="宋体"/>
-          <w:b/>
-          <w:sz w:val="21"/>
-        </w:rPr>
-        <w:t>32. 题目：求值：sin 18°。</w:t>
+        <w:t>题目：已知 tanx=2，求 tan2x 与 tan3x。</w:t>
+      </w:r>
+    </w:p>
+    <w:p>
+      <w:r>
+        <w:t>答案：tan2x=2tanx/(1-tan^2x)=4/(1-4)=-4/3。tan3x=(3t-t^3)/(1-3t^2)=2/11。</w:t>
       </w:r>
     </w:p>
     <w:p>
       <w:pPr>
-        <w:ind w:left="227"/>
+        <w:pStyle w:val="Heading2"/>
       </w:pPr>
       <w:r>
-        <w:rPr>
-          <w:rFonts w:ascii="SimSun" w:hAnsi="SimSun" w:eastAsia="宋体"/>
-          <w:b w:val="0"/>
-          <w:sz w:val="21"/>
-        </w:rPr>
-        <w:t>解答：由 cos36°=1-2sin²18°，且 cos36°=(1+√5)/4，得 sin²18°=(3-√5)/8。因 18° 为锐角，sin18°=(√5-1)/4。</w:t>
+        <w:t>第33题</w:t>
       </w:r>
     </w:p>
     <w:p>
       <w:r>
-        <w:rPr>
-          <w:rFonts w:ascii="SimSun" w:hAnsi="SimSun" w:eastAsia="宋体"/>
-          <w:b/>
-          <w:sz w:val="21"/>
-        </w:rPr>
-        <w:t>33. 题目：证明：sin(A+B)sin(A-B)=sin²A-sin²B。</w:t>
+        <w:t>题目：已知 tanx=1/3，求 sin2x、cos2x。</w:t>
+      </w:r>
+    </w:p>
+    <w:p>
+      <w:r>
+        <w:t>答案：sin2x=2t/(1+t^2)=3/5，cos2x=(1-t^2)/(1+t^2)=4/5。</w:t>
       </w:r>
     </w:p>
     <w:p>
       <w:pPr>
-        <w:ind w:left="227"/>
+        <w:pStyle w:val="Heading2"/>
       </w:pPr>
       <w:r>
-        <w:rPr>
-          <w:rFonts w:ascii="SimSun" w:hAnsi="SimSun" w:eastAsia="宋体"/>
-          <w:b w:val="0"/>
-          <w:sz w:val="21"/>
-        </w:rPr>
-        <w:t>解答：sin(A+B)sin(A-B)=[cos2B-cos2A]/2=[(1-2sin²B)-(1-2sin²A)]/2=sin²A-sin²B。</w:t>
+        <w:t>第34题</w:t>
       </w:r>
     </w:p>
     <w:p>
       <w:r>
-        <w:rPr>
-          <w:rFonts w:ascii="SimSun" w:hAnsi="SimSun" w:eastAsia="宋体"/>
-          <w:b/>
-          <w:sz w:val="21"/>
-        </w:rPr>
-        <w:t>34. 题目：证明：cos(A+B)cos(A-B)=cos²A-sin²B。</w:t>
+        <w:t>题目：已知 sin(x+y)=3/5 且 cos(x+y)&gt;0，cos(x-y)=4/5，求 cos2x+cos2y。</w:t>
+      </w:r>
+    </w:p>
+    <w:p>
+      <w:r>
+        <w:t>答案：cos2x+cos2y=2cos(x+y)cos(x-y)。由 sin(x+y)=3/5 且 cos(x+y)&gt;0 得 cos(x+y)=4/5，故结果=2·4/5·4/5=32/25。</w:t>
       </w:r>
     </w:p>
     <w:p>
       <w:pPr>
-        <w:ind w:left="227"/>
+        <w:pStyle w:val="Heading2"/>
       </w:pPr>
       <w:r>
-        <w:rPr>
-          <w:rFonts w:ascii="SimSun" w:hAnsi="SimSun" w:eastAsia="宋体"/>
-          <w:b w:val="0"/>
-          <w:sz w:val="21"/>
-        </w:rPr>
-        <w:t>解答：cos(A+B)cos(A-B)=[cos2A+cos2B]/2=cos²A+cos²B-1=cos²A-sin²B。</w:t>
+        <w:t>第35题</w:t>
       </w:r>
     </w:p>
     <w:p>
       <w:r>
-        <w:rPr>
-          <w:rFonts w:ascii="SimSun" w:hAnsi="SimSun" w:eastAsia="宋体"/>
-          <w:b/>
-          <w:sz w:val="21"/>
-        </w:rPr>
-        <w:t>35. 题目：化简：sin⁴x+cos⁴x。</w:t>
+        <w:t>题目：已知 sin(x+y)=a，sin(x-y)=b，且 cos(x+y)&gt;0，求 sin2x-sin2y。</w:t>
+      </w:r>
+    </w:p>
+    <w:p>
+      <w:r>
+        <w:t>答案：sin2x-sin2y=2cos(x+y)sin(x-y)=2b√(1-a^2)。</w:t>
       </w:r>
     </w:p>
     <w:p>
       <w:pPr>
-        <w:ind w:left="227"/>
+        <w:pStyle w:val="Heading2"/>
       </w:pPr>
       <w:r>
-        <w:rPr>
-          <w:rFonts w:ascii="SimSun" w:hAnsi="SimSun" w:eastAsia="宋体"/>
-          <w:b w:val="0"/>
-          <w:sz w:val="21"/>
-        </w:rPr>
-        <w:t>解答：sin⁴x+cos⁴x=(sin²x+cos²x)²-2sin²xcos²x=1-1/2 sin²2x。</w:t>
+        <w:t>第36题</w:t>
       </w:r>
     </w:p>
     <w:p>
       <w:r>
-        <w:rPr>
-          <w:rFonts w:ascii="SimSun" w:hAnsi="SimSun" w:eastAsia="宋体"/>
-          <w:b/>
-          <w:sz w:val="21"/>
-        </w:rPr>
-        <w:t>36. 题目：化简：sin⁶x+cos⁶x。</w:t>
+        <w:t>题目：解方程：sin2x=sinx，x∈[0,2π)。</w:t>
+      </w:r>
+    </w:p>
+    <w:p>
+      <w:r>
+        <w:t>答案：sinx(2cosx-1)=0。故 x=0,π 或 cosx=1/2 给 x=π/3,5π/3。</w:t>
       </w:r>
     </w:p>
     <w:p>
       <w:pPr>
-        <w:ind w:left="227"/>
+        <w:pStyle w:val="Heading2"/>
       </w:pPr>
       <w:r>
-        <w:rPr>
-          <w:rFonts w:ascii="SimSun" w:hAnsi="SimSun" w:eastAsia="宋体"/>
-          <w:b w:val="0"/>
-          <w:sz w:val="21"/>
-        </w:rPr>
-        <w:t>解答：令 a=sin²x，b=cos²x，则 a+b=1，ab=1/4 sin²2x。a³+b³=(a+b)³-3ab(a+b)=1-3/4 sin²2x。</w:t>
+        <w:t>第37题</w:t>
       </w:r>
     </w:p>
     <w:p>
       <w:r>
-        <w:rPr>
-          <w:rFonts w:ascii="SimSun" w:hAnsi="SimSun" w:eastAsia="宋体"/>
-          <w:b/>
-          <w:sz w:val="21"/>
-        </w:rPr>
-        <w:t>37. 题目：证明：sin x+sin(x+120°)+sin(x-120°)=0。</w:t>
+        <w:t>题目：解方程：cos2x+sinx=0，x∈[0,2π)。</w:t>
+      </w:r>
+    </w:p>
+    <w:p>
+      <w:r>
+        <w:t>答案：1-2sin^2x+sinx=0，即 2s^2-s-1=0。s=1 或 -1/2。故 x=π/2,7π/6,11π/6。</w:t>
       </w:r>
     </w:p>
     <w:p>
       <w:pPr>
-        <w:ind w:left="227"/>
+        <w:pStyle w:val="Heading2"/>
       </w:pPr>
       <w:r>
-        <w:rPr>
-          <w:rFonts w:ascii="SimSun" w:hAnsi="SimSun" w:eastAsia="宋体"/>
-          <w:b w:val="0"/>
-          <w:sz w:val="21"/>
-        </w:rPr>
-        <w:t>解答：sin(x+120°)+sin(x-120°)=2sin x cos120°=-sin x，故三项和为0。</w:t>
+        <w:t>第38题</w:t>
       </w:r>
     </w:p>
     <w:p>
       <w:r>
-        <w:rPr>
-          <w:rFonts w:ascii="SimSun" w:hAnsi="SimSun" w:eastAsia="宋体"/>
-          <w:b/>
-          <w:sz w:val="21"/>
-        </w:rPr>
-        <w:t>38. 题目：证明：cos x+cos(x+120°)+cos(x-120°)=0。</w:t>
+        <w:t>题目：解方程：tan2x=√3，x∈(0,π)。</w:t>
+      </w:r>
+    </w:p>
+    <w:p>
+      <w:r>
+        <w:t>答案：2x=π/3+kπ，故 x=π/6+kπ/2。区间内解：x=π/6,2π/3。</w:t>
       </w:r>
     </w:p>
     <w:p>
       <w:pPr>
-        <w:ind w:left="227"/>
+        <w:pStyle w:val="Heading2"/>
       </w:pPr>
       <w:r>
-        <w:rPr>
-          <w:rFonts w:ascii="SimSun" w:hAnsi="SimSun" w:eastAsia="宋体"/>
-          <w:b w:val="0"/>
-          <w:sz w:val="21"/>
-        </w:rPr>
-        <w:t>解答：cos(x+120°)+cos(x-120°)=2cos x cos120°=-cos x，故三项和为0。</w:t>
+        <w:t>第39题</w:t>
       </w:r>
     </w:p>
     <w:p>
       <w:r>
-        <w:rPr>
-          <w:rFonts w:ascii="SimSun" w:hAnsi="SimSun" w:eastAsia="宋体"/>
-          <w:b/>
-          <w:sz w:val="21"/>
-        </w:rPr>
-        <w:t>39. 题目：证明：cos²x+cos²(x+120°)+cos²(x-120°)=3/2。</w:t>
+        <w:t>题目：解方程：sinx+sin2x+sin3x=0，x∈(0,2π)。</w:t>
+      </w:r>
+    </w:p>
+    <w:p>
+      <w:r>
+        <w:t>答案：化为 sin2x(2cosx+1)=0。得 sin2x=0 或 cosx=-1/2。故 x=π/2,π,3π/2,2π/3,4π/3。</w:t>
       </w:r>
     </w:p>
     <w:p>
       <w:pPr>
-        <w:ind w:left="227"/>
+        <w:pStyle w:val="Heading2"/>
       </w:pPr>
       <w:r>
-        <w:rPr>
-          <w:rFonts w:ascii="SimSun" w:hAnsi="SimSun" w:eastAsia="宋体"/>
-          <w:b w:val="0"/>
-          <w:sz w:val="21"/>
-        </w:rPr>
-        <w:t>解答：cos²θ=(1+cos2θ)/2。三项和=3/2+[cos2x+cos(2x+240°)+cos(2x-240°)]/2。括号内为0，故为3/2。</w:t>
+        <w:t>第40题</w:t>
       </w:r>
     </w:p>
     <w:p>
       <w:r>
-        <w:rPr>
-          <w:rFonts w:ascii="SimSun" w:hAnsi="SimSun" w:eastAsia="宋体"/>
-          <w:b/>
-          <w:sz w:val="21"/>
-        </w:rPr>
-        <w:t>40. 题目：证明：sin²x+sin²(x+120°)+sin²(x-120°)=3/2。</w:t>
+        <w:t>题目：解方程：cosx+cos2x+cos3x=0，x∈(0,2π)。</w:t>
+      </w:r>
+    </w:p>
+    <w:p>
+      <w:r>
+        <w:t>答案：化为 cos2x(2cosx+1)=0。得 cos2x=0 或 cosx=-1/2。故 x=π/4,3π/4,5π/4,7π/4,2π/3,4π/3。</w:t>
       </w:r>
     </w:p>
     <w:p>
       <w:pPr>
-        <w:ind w:left="227"/>
+        <w:pStyle w:val="Heading2"/>
       </w:pPr>
       <w:r>
-        <w:rPr>
-          <w:rFonts w:ascii="SimSun" w:hAnsi="SimSun" w:eastAsia="宋体"/>
-          <w:b w:val="0"/>
-          <w:sz w:val="21"/>
-        </w:rPr>
-        <w:t>解答：sin²θ=(1-cos2θ)/2。三项和=3/2-[cos2x+cos(2x+240°)+cos(2x-240°)]/2=3/2。</w:t>
+        <w:t>第41题</w:t>
       </w:r>
     </w:p>
     <w:p>
       <w:r>
-        <w:br w:type="page"/>
+        <w:t>题目：求函数 y=sinx+cosx+sinxcosx 的最大值。</w:t>
       </w:r>
     </w:p>
     <w:p>
       <w:r>
-        <w:rPr>
-          <w:rFonts w:ascii="SimSun" w:hAnsi="SimSun" w:eastAsia="宋体"/>
-          <w:b/>
-          <w:sz w:val="21"/>
-        </w:rPr>
-        <w:t>41. 题目：证明：sin x·sin(60°+x)·sin(60°-x)=1/4 sin 3x。</w:t>
+        <w:t>答案：设 t=sinx+cosx∈[-√2,√2]，则 sinxcosx=(t^2-1)/2。故 y=t+(t^2-1)/2=0.5t^2+t-0.5，为开口向上二次函数，最大值在端点 t=√2 处取到，y_max=√2+1/2。</w:t>
       </w:r>
     </w:p>
     <w:p>
       <w:pPr>
-        <w:ind w:left="227"/>
+        <w:pStyle w:val="Heading2"/>
       </w:pPr>
       <w:r>
-        <w:rPr>
-          <w:rFonts w:ascii="SimSun" w:hAnsi="SimSun" w:eastAsia="宋体"/>
-          <w:b w:val="0"/>
-          <w:sz w:val="21"/>
-        </w:rPr>
-        <w:t>解答：sin(60°+x)sin(60°-x)=sin²60°-sin²x=3/4-sin²x。乘以 sin x 得 (3sin x-4sin³x)/4=sin3x/4。</w:t>
+        <w:t>第42题</w:t>
       </w:r>
     </w:p>
     <w:p>
       <w:r>
-        <w:rPr>
-          <w:rFonts w:ascii="SimSun" w:hAnsi="SimSun" w:eastAsia="宋体"/>
-          <w:b/>
-          <w:sz w:val="21"/>
-        </w:rPr>
-        <w:t>42. 题目：证明：cos x·cos(60°+x)·cos(60°-x)=1/4 cos 3x。</w:t>
+        <w:t>题目：求函数 y=(sinx+cosx)^2+1/(sinx+cosx)^2 的最小值。</w:t>
+      </w:r>
+    </w:p>
+    <w:p>
+      <w:r>
+        <w:t>答案：设 u=(sinx+cosx)^2&gt;0，则 y=u+1/u≥2。当 u=1 时取等号，故最小值为 2。</w:t>
       </w:r>
     </w:p>
     <w:p>
       <w:pPr>
-        <w:ind w:left="227"/>
+        <w:pStyle w:val="Heading2"/>
       </w:pPr>
       <w:r>
-        <w:rPr>
-          <w:rFonts w:ascii="SimSun" w:hAnsi="SimSun" w:eastAsia="宋体"/>
-          <w:b w:val="0"/>
-          <w:sz w:val="21"/>
-        </w:rPr>
-        <w:t>解答：cos(60°+x)cos(60°-x)=cos²60°-sin²x=1/4-sin²x。乘以 cos x 得 cos x(1-4sin²x)/4=(4cos³x-3cos x)/4=cos3x/4。</w:t>
+        <w:t>第43题</w:t>
       </w:r>
     </w:p>
     <w:p>
       <w:r>
-        <w:rPr>
-          <w:rFonts w:ascii="SimSun" w:hAnsi="SimSun" w:eastAsia="宋体"/>
-          <w:b/>
-          <w:sz w:val="21"/>
-        </w:rPr>
-        <w:t>43. 题目：证明：tan x·tan(60°+x)·tan(60°-x)=tan 3x。</w:t>
+        <w:t>题目：求函数 y=(1-sin2x)/(1+sin2x) 的值域。</w:t>
+      </w:r>
+    </w:p>
+    <w:p>
+      <w:r>
+        <w:t>答案：原式=[(sinx-cosx)^2]/[(sinx+cosx)^2]=tan^2(x-π/4)，故 y≥0 且可任意大，值域为 [0,+∞)。</w:t>
       </w:r>
     </w:p>
     <w:p>
       <w:pPr>
-        <w:ind w:left="227"/>
+        <w:pStyle w:val="Heading2"/>
       </w:pPr>
       <w:r>
-        <w:rPr>
-          <w:rFonts w:ascii="SimSun" w:hAnsi="SimSun" w:eastAsia="宋体"/>
-          <w:b w:val="0"/>
-          <w:sz w:val="21"/>
-        </w:rPr>
-        <w:t>解答：将第41题除以第42题：左侧正好为三正切之积，右侧为 (sin3x/4)/(cos3x/4)=tan3x。</w:t>
+        <w:t>第44题</w:t>
       </w:r>
     </w:p>
     <w:p>
       <w:r>
-        <w:rPr>
-          <w:rFonts w:ascii="SimSun" w:hAnsi="SimSun" w:eastAsia="宋体"/>
-          <w:b/>
-          <w:sz w:val="21"/>
-        </w:rPr>
-        <w:t>44. 题目：若 A+B=45°，证明：tan A+tan B+tan A tan B=1。</w:t>
+        <w:t>题目：已知 y=sinx+cosx，求 F=y^4-4y^2 的最小值。</w:t>
+      </w:r>
+    </w:p>
+    <w:p>
+      <w:r>
+        <w:t>答案：y∈[-√2,√2]。令 f(t)=t^4-4t^2，考察区间端点与临界点 t=0,±√2。f(0)=0，f(±√2)=-4，故最小值为 -4。</w:t>
       </w:r>
     </w:p>
     <w:p>
       <w:pPr>
-        <w:ind w:left="227"/>
+        <w:pStyle w:val="Heading2"/>
       </w:pPr>
       <w:r>
-        <w:rPr>
-          <w:rFonts w:ascii="SimSun" w:hAnsi="SimSun" w:eastAsia="宋体"/>
-          <w:b w:val="0"/>
-          <w:sz w:val="21"/>
-        </w:rPr>
-        <w:t>解答：tan(A+B)=1，即 (tanA+tanB)/(1-tanA tanB)=1。整理得 tanA+tanB=1-tanA tanB，故 tanA+tanB+tanA tanB=1。</w:t>
+        <w:t>第45题</w:t>
       </w:r>
     </w:p>
     <w:p>
       <w:r>
-        <w:rPr>
-          <w:rFonts w:ascii="SimSun" w:hAnsi="SimSun" w:eastAsia="宋体"/>
-          <w:b/>
-          <w:sz w:val="21"/>
-        </w:rPr>
-        <w:t>45. 题目：若 A+B=60°，化简 (tan A+tan B)/(1-tan A tan B)。</w:t>
+        <w:t>题目：求函数 y=sin2x+cos2x 的最大值。</w:t>
+      </w:r>
+    </w:p>
+    <w:p>
+      <w:r>
+        <w:t>答案：y=√2sin(2x+π/4)，故最大值为 √2。</w:t>
       </w:r>
     </w:p>
     <w:p>
       <w:pPr>
-        <w:ind w:left="227"/>
+        <w:pStyle w:val="Heading2"/>
       </w:pPr>
       <w:r>
-        <w:rPr>
-          <w:rFonts w:ascii="SimSun" w:hAnsi="SimSun" w:eastAsia="宋体"/>
-          <w:b w:val="0"/>
-          <w:sz w:val="21"/>
-        </w:rPr>
-        <w:t>解答：由正切和角公式，原式=tan(A+B)=tan60°=√3。</w:t>
+        <w:t>第46题</w:t>
       </w:r>
     </w:p>
     <w:p>
       <w:r>
-        <w:rPr>
-          <w:rFonts w:ascii="SimSun" w:hAnsi="SimSun" w:eastAsia="宋体"/>
-          <w:b/>
-          <w:sz w:val="21"/>
-        </w:rPr>
-        <w:t>46. 题目：若 A+B+C=π，证明：sin 2A+sin 2B+sin 2C=4sin A sin B sin C。</w:t>
+        <w:t>题目：设 a=sinx+cosx，b=sinx-cosx。求 a^2+b^2 与 sin2x 的 a,b 表达式。</w:t>
+      </w:r>
+    </w:p>
+    <w:p>
+      <w:r>
+        <w:t>答案：a^2+b^2=2(sin^2x+cos^2x)=2；a^2-b^2=4sinxcosx=2sin2x，故 sin2x=(a^2-b^2)/2。</w:t>
       </w:r>
     </w:p>
     <w:p>
       <w:pPr>
-        <w:ind w:left="227"/>
+        <w:pStyle w:val="Heading2"/>
       </w:pPr>
       <w:r>
-        <w:rPr>
-          <w:rFonts w:ascii="SimSun" w:hAnsi="SimSun" w:eastAsia="宋体"/>
-          <w:b w:val="0"/>
-          <w:sz w:val="21"/>
-        </w:rPr>
-        <w:t>解答：sin2A+sin2B=2sin(A+B)cos(A-B)=2sinC cos(A-B)。再加 sin2C=2sinC cosC，得 2sinC[cos(A-B)+cosC]。因 C=π-A-B，cosC=-cos(A+B)，括号=cos(A-B)-cos(A+B)=2sinA sinB。故等式成立。</w:t>
+        <w:t>第47题</w:t>
       </w:r>
     </w:p>
     <w:p>
       <w:r>
-        <w:rPr>
-          <w:rFonts w:ascii="SimSun" w:hAnsi="SimSun" w:eastAsia="宋体"/>
-          <w:b/>
-          <w:sz w:val="21"/>
-        </w:rPr>
-        <w:t>47. 题目：若 A+B+C=π，证明：cos²A+cos²B+cos²C+2cosAcosBcosC=1。</w:t>
+        <w:t>题目：证明：(tanx+cotx)^2=(secx·cscx)^2。</w:t>
+      </w:r>
+    </w:p>
+    <w:p>
+      <w:r>
+        <w:t>答案：左边=[(sin^2x+cos^2x)/(sinxcosx)]^2=1/(sin^2xcos^2x)=sec^2x·csc^2x，即右边。</w:t>
       </w:r>
     </w:p>
     <w:p>
       <w:pPr>
-        <w:ind w:left="227"/>
+        <w:pStyle w:val="Heading2"/>
       </w:pPr>
       <w:r>
-        <w:rPr>
-          <w:rFonts w:ascii="SimSun" w:hAnsi="SimSun" w:eastAsia="宋体"/>
-          <w:b w:val="0"/>
-          <w:sz w:val="21"/>
-        </w:rPr>
-        <w:t>解答：由 cosC=-cos(A+B)=sinA sinB-cosA cosB。设 a=cosA，b=cosB，则 cosC=sinA sinB-ab。代入左式并合并得 a²+b²+(1-a²)(1-b²)-a²b²=1。</w:t>
+        <w:t>第48题</w:t>
       </w:r>
     </w:p>
     <w:p>
       <w:r>
-        <w:rPr>
-          <w:rFonts w:ascii="SimSun" w:hAnsi="SimSun" w:eastAsia="宋体"/>
-          <w:b/>
-          <w:sz w:val="21"/>
-        </w:rPr>
-        <w:t>48. 题目：若 A+B+C=π，证明：sin²A+sin²B+sin²C=2+2cosAcosBcosC。</w:t>
+        <w:t>题目：化简：(sin3x+sinx)/(cos3x-cosx)。</w:t>
+      </w:r>
+    </w:p>
+    <w:p>
+      <w:r>
+        <w:t>答案：分子=2sin2xcosx，分母=-2sin2xsinx，故原式=-cotx。</w:t>
       </w:r>
     </w:p>
     <w:p>
       <w:pPr>
-        <w:ind w:left="227"/>
+        <w:pStyle w:val="Heading2"/>
       </w:pPr>
       <w:r>
-        <w:rPr>
-          <w:rFonts w:ascii="SimSun" w:hAnsi="SimSun" w:eastAsia="宋体"/>
-          <w:b w:val="0"/>
-          <w:sz w:val="21"/>
-        </w:rPr>
-        <w:t>解答：由第47题，cos²A+cos²B+cos²C=1-2cosAcosBcosC。于是 sin²A+sin²B+sin²C=3-(cos²A+cos²B+cos²C)=2+2cosAcosBcosC。</w:t>
+        <w:t>第49题</w:t>
       </w:r>
     </w:p>
     <w:p>
       <w:r>
-        <w:rPr>
-          <w:rFonts w:ascii="SimSun" w:hAnsi="SimSun" w:eastAsia="宋体"/>
-          <w:b/>
-          <w:sz w:val="21"/>
-        </w:rPr>
-        <w:t>49. 题目：若 A+B+C=π，证明：sin A+sin B+sin C=4cos(A/2)cos(B/2)cos(C/2)。</w:t>
+        <w:t>题目：化简：(cos5x-cosx)/(sin5x+sinx)。</w:t>
+      </w:r>
+    </w:p>
+    <w:p>
+      <w:r>
+        <w:t>答案：分子=-2sin3xsin2x，分母=2sin3xcos2x，故原式=-tan2x。</w:t>
       </w:r>
     </w:p>
     <w:p>
       <w:pPr>
-        <w:ind w:left="227"/>
+        <w:pStyle w:val="Heading2"/>
       </w:pPr>
       <w:r>
-        <w:rPr>
-          <w:rFonts w:ascii="SimSun" w:hAnsi="SimSun" w:eastAsia="宋体"/>
-          <w:b w:val="0"/>
-          <w:sz w:val="21"/>
-        </w:rPr>
-        <w:t>解答：sinA+sinB=2sin((A+B)/2)cos((A-B)/2)=2cos(C/2)cos((A-B)/2)。又 sinC=2sin(C/2)cos(C/2)。合并为 2cos(C/2)[cos((A-B)/2)+sin(C/2)]。因 sin(C/2)=cos((A+B)/2)，括号=2cos(A/2)cos(B/2)，故成立。</w:t>
+        <w:t>第50题</w:t>
       </w:r>
     </w:p>
     <w:p>
       <w:r>
-        <w:rPr>
-          <w:rFonts w:ascii="SimSun" w:hAnsi="SimSun" w:eastAsia="宋体"/>
-          <w:b/>
-          <w:sz w:val="21"/>
-        </w:rPr>
-        <w:t>50. 题目：若 A+B+C=π，证明：cos A+cos B+cos C=1+4sin(A/2)sin(B/2)sin(C/2)。</w:t>
+        <w:t>题目：已知 x∈(0,π/2)，sinx+cosx=√5/2，求 tanx+cotx 与 cos4x。</w:t>
       </w:r>
     </w:p>
     <w:p>
-      <w:pPr>
-        <w:ind w:left="227"/>
-      </w:pPr>
       <w:r>
-        <w:rPr>
-          <w:rFonts w:ascii="SimSun" w:hAnsi="SimSun" w:eastAsia="宋体"/>
-          <w:b w:val="0"/>
-          <w:sz w:val="21"/>
-        </w:rPr>
-        <w:t>解答：cosA+cosB=2cos((A+B)/2)cos((A-B)/2)=2sin(C/2)cos((A-B)/2)。再用 cosC=1-2sin²(C/2)，合并为 1+2sin(C/2)[cos((A-B)/2)-sin(C/2)]。因 sin(C/2)=cos((A+B)/2)，括号=2sin(A/2)sin(B/2)，故成立。</w:t>
+        <w:t>答案：sin2x=(sinx+cosx)^2-1=1/4。故 tanx+cotx=2/sin2x=8；cos4x=1-2sin^22x=1-2·(1/16)=7/8。</w:t>
       </w:r>
     </w:p>
     <w:sectPr>
-      <w:footerReference w:type="default" r:id="rId9"/>
       <w:pgSz w:w="12240" w:h="15840"/>
-      <w:pgMar w:top="1020" w:right="1134" w:bottom="1020" w:left="1134" w:header="720" w:footer="720" w:gutter="0"/>
+      <w:pgMar w:top="1440" w:right="1800" w:bottom="1440" w:left="1800" w:header="720" w:footer="720" w:gutter="0"/>
       <w:cols w:space="720"/>
       <w:docGrid w:linePitch="360"/>
     </w:sectPr>
   </w:body>
 </w:document>
-</file>
-
-<file path=word/footer1.xml><?xml version="1.0" encoding="utf-8"?>
-<w:ftr xmlns:m="http://schemas.openxmlformats.org/officeDocument/2006/math" xmlns:mc="http://schemas.openxmlformats.org/markup-compatibility/2006" xmlns:mo="http://schemas.microsoft.com/office/mac/office/2008/main" xmlns:mv="urn:schemas-microsoft-com:mac:vml" xmlns:o="urn:schemas-microsoft-com:office:office" xmlns:r="http://schemas.openxmlformats.org/officeDocument/2006/relationships" xmlns:v="urn:schemas-microsoft-com:vml" xmlns:w10="urn:schemas-microsoft-com:office:word" xmlns:w14="http://schemas.microsoft.com/office/word/2010/wordml" xmlns:w="http://schemas.openxmlformats.org/wordprocessingml/2006/main" xmlns:wne="http://schemas.microsoft.com/office/word/2006/wordml" xmlns:wp14="http://schemas.microsoft.com/office/word/2010/wordprocessingDrawing" xmlns:wp="http://schemas.openxmlformats.org/drawingml/2006/wordprocessingDrawing" xmlns:wpc="http://schemas.microsoft.com/office/word/2010/wordprocessingCanvas" xmlns:wpg="http://schemas.microsoft.com/office/word/2010/wordprocessingGroup" xmlns:wpi="http://schemas.microsoft.com/office/word/2010/wordprocessingInk" xmlns:wps="http://schemas.microsoft.com/office/word/2010/wordprocessingShape" mc:Ignorable="w14 wp14">
-  <w:p>
-    <w:pPr>
-      <w:pStyle w:val="Footer"/>
-      <w:jc w:val="center"/>
-    </w:pPr>
-    <w:r>
-      <w:rPr>
-        <w:rFonts w:ascii="SimSun" w:hAnsi="SimSun" w:eastAsia="宋体"/>
-        <w:b w:val="0"/>
-        <w:sz w:val="18"/>
-      </w:rPr>
-      <w:t>高考130分以上难度：三角函数恒等变换答案册（50题）</w:t>
-    </w:r>
-  </w:p>
-</w:ftr>
 </file>
 
 <file path=word/numbering.xml><?xml version="1.0" encoding="utf-8"?>
@@ -1678,8 +1289,8 @@
     <w:qFormat/>
     <w:rsid w:val="00FC693F"/>
     <w:rPr>
-      <w:rFonts w:ascii="SimSun" w:hAnsi="SimSun" w:eastAsia="宋体"/>
-      <w:sz w:val="21"/>
+      <w:rFonts w:ascii="Times New Roman" w:hAnsi="Times New Roman" w:eastAsia="宋体"/>
+      <w:sz w:val="22"/>
     </w:rPr>
   </w:style>
   <w:style w:type="paragraph" w:styleId="Header">
@@ -1741,7 +1352,7 @@
       <w:outlineLvl w:val="0"/>
     </w:pPr>
     <w:rPr>
-      <w:rFonts w:asciiTheme="majorHAnsi" w:eastAsiaTheme="majorEastAsia" w:hAnsiTheme="majorHAnsi" w:cstheme="majorBidi" w:ascii="SimHei" w:hAnsi="SimHei" w:eastAsia="黑体"/>
+      <w:rFonts w:asciiTheme="majorHAnsi" w:eastAsiaTheme="majorEastAsia" w:hAnsiTheme="majorHAnsi" w:cstheme="majorBidi"/>
       <w:b/>
       <w:bCs/>
       <w:color w:val="365F91" w:themeColor="accent1" w:themeShade="BF"/>
@@ -1765,7 +1376,7 @@
       <w:outlineLvl w:val="1"/>
     </w:pPr>
     <w:rPr>
-      <w:rFonts w:asciiTheme="majorHAnsi" w:eastAsiaTheme="majorEastAsia" w:hAnsiTheme="majorHAnsi" w:cstheme="majorBidi" w:ascii="SimHei" w:hAnsi="SimHei" w:eastAsia="黑体"/>
+      <w:rFonts w:asciiTheme="majorHAnsi" w:eastAsiaTheme="majorEastAsia" w:hAnsiTheme="majorHAnsi" w:cstheme="majorBidi"/>
       <w:b/>
       <w:bCs/>
       <w:color w:val="4F81BD" w:themeColor="accent1"/>
@@ -2113,10 +1724,6 @@
     <w:pPr>
       <w:spacing w:after="120"/>
     </w:pPr>
-    <w:rPr>
-      <w:rFonts w:ascii="SimSun" w:hAnsi="SimSun" w:eastAsia="宋体"/>
-      <w:sz w:val="21"/>
-    </w:rPr>
   </w:style>
   <w:style w:type="character" w:customStyle="1" w:styleId="BodyTextChar">
     <w:name w:val="Body Text Char"/>
